--- a/public/gallery/examples/data-analyst/zh-hant-hk/resume.docx
+++ b/public/gallery/examples/data-analyst/zh-hant-hk/resume.docx
@@ -66,7 +66,7 @@
         </w:rPr>
         <w:t xml:space="preserve">📧 </w:t>
       </w:r>
-      <w:hyperlink w:history="1" r:id="rIdnqh_5aq7mg2v5lnf5upnj">
+      <w:hyperlink w:history="1" r:id="rIdeg4mzcx9_efv5inwii1ez">
         <w:r>
           <w:rPr>
             <w:sz w:val="18"/>
@@ -89,7 +89,7 @@
         </w:rPr>
         <w:t xml:space="preserve">🔗 </w:t>
       </w:r>
-      <w:hyperlink w:history="1" r:id="rId3ww1b-c84g4qd852am8ao">
+      <w:hyperlink w:history="1" r:id="rIdrqxwsc-x15obkrd8_fu1d">
         <w:r>
           <w:rPr>
             <w:sz w:val="18"/>
@@ -124,7 +124,7 @@
         <w:spacing w:after="200" w:line="276"/>
         <w:jc w:val="center"/>
       </w:pPr>
-      <w:hyperlink w:history="1" r:id="rId3c_o-ufeeyslayhyuf_fb">
+      <w:hyperlink w:history="1" r:id="rIduhdncp8gcnffzt2nzzzde">
         <w:r>
           <w:rPr>
             <w:sz w:val="18"/>
@@ -140,7 +140,7 @@
         </w:rPr>
         <w:t xml:space="preserve"> • </w:t>
       </w:r>
-      <w:hyperlink w:history="1" r:id="rIdoeshyk1rmb1qacc3wystc">
+      <w:hyperlink w:history="1" r:id="rIdjdsafxywibgjmuv-vlu17">
         <w:r>
           <w:rPr>
             <w:sz w:val="18"/>
@@ -287,7 +287,7 @@
         </w:rPr>
         <w:t xml:space="preserve">	</w:t>
       </w:r>
-      <w:hyperlink w:history="1" r:id="rIdukjb52hjtf2dpb3rnf5dc">
+      <w:hyperlink w:history="1" r:id="rIdhi-znpzcqfjfwogoetez5">
         <w:r>
           <w:rPr>
             <w:sz w:val="18"/>
@@ -450,7 +450,7 @@
         </w:rPr>
         <w:t xml:space="preserve">	</w:t>
       </w:r>
-      <w:hyperlink w:history="1" r:id="rIdoegqzlfrph8sfq23v5yus">
+      <w:hyperlink w:history="1" r:id="rId1jh_k15jjgymdkmvqd6f8">
         <w:r>
           <w:rPr>
             <w:sz w:val="18"/>
@@ -613,7 +613,7 @@
         </w:rPr>
         <w:t xml:space="preserve">	</w:t>
       </w:r>
-      <w:hyperlink w:history="1" r:id="rId1q0ko3tvg0pvxa1ggitf1">
+      <w:hyperlink w:history="1" r:id="rIdljaxflmm1xaivuqvnsfs4">
         <w:r>
           <w:rPr>
             <w:sz w:val="18"/>
@@ -1060,7 +1060,7 @@
         </w:rPr>
         <w:t xml:space="preserve">	</w:t>
       </w:r>
-      <w:hyperlink w:history="1" r:id="rIddztsjs6fc959w-ytchcux">
+      <w:hyperlink w:history="1" r:id="rIdc7wq69t2lvixolk8lokbf">
         <w:r>
           <w:rPr>
             <w:sz w:val="18"/>
@@ -1126,7 +1126,7 @@
         </w:rPr>
         <w:t xml:space="preserve">	</w:t>
       </w:r>
-      <w:hyperlink w:history="1" r:id="rIdkceup6b0whamnpnkoqxhg">
+      <w:hyperlink w:history="1" r:id="rId5pm2uc-slqueneon56vur">
         <w:r>
           <w:rPr>
             <w:sz w:val="18"/>
@@ -1192,7 +1192,7 @@
         </w:rPr>
         <w:t xml:space="preserve">	</w:t>
       </w:r>
-      <w:hyperlink w:history="1" r:id="rId8nehvddpqsuqasurrzjrv">
+      <w:hyperlink w:history="1" r:id="rIdr1km0owfuta4kul0bacdq">
         <w:r>
           <w:rPr>
             <w:sz w:val="18"/>
@@ -1277,7 +1277,7 @@
         </w:rPr>
         <w:t xml:space="preserve">	</w:t>
       </w:r>
-      <w:hyperlink w:history="1" r:id="rIdjx1k_b5mnzwgr5yizfm3w">
+      <w:hyperlink w:history="1" r:id="rId3yihbr5sy-mybeiysojj4">
         <w:r>
           <w:rPr>
             <w:sz w:val="18"/>
@@ -1400,7 +1400,7 @@
         </w:rPr>
         <w:t xml:space="preserve">	</w:t>
       </w:r>
-      <w:hyperlink w:history="1" r:id="rIdn16w5u5fp0ozbzxmfd98a">
+      <w:hyperlink w:history="1" r:id="rIdphtfmjbqitnss2tlapqsd">
         <w:r>
           <w:rPr>
             <w:sz w:val="18"/>
@@ -1624,7 +1624,7 @@
         </w:rPr>
         <w:t xml:space="preserve">	</w:t>
       </w:r>
-      <w:hyperlink w:history="1" r:id="rIdn8brpso550dzqgw-5scn7">
+      <w:hyperlink w:history="1" r:id="rIdxzfdbb8wqoz43x40tcniq">
         <w:r>
           <w:rPr>
             <w:sz w:val="18"/>
